--- a/lab report.docx
+++ b/lab report.docx
@@ -13311,7 +13311,7 @@
 </file>
 
 <file path=customXml/itemProps1.xml><?xml version="1.0" encoding="utf-8"?>
-<ds:datastoreItem xmlns:ds="http://schemas.openxmlformats.org/officeDocument/2006/customXml" ds:itemID="{B9DBAE3E-C1C1-4846-99AB-6D76970232CA}">
+<ds:datastoreItem xmlns:ds="http://schemas.openxmlformats.org/officeDocument/2006/customXml" ds:itemID="{9B514125-DA7D-4BA0-A1B7-53F029A17597}">
   <ds:schemaRefs>
     <ds:schemaRef ds:uri="http://schemas.openxmlformats.org/officeDocument/2006/bibliography"/>
   </ds:schemaRefs>
